--- a/docs/01_基本設計書.docx
+++ b/docs/01_基本設計書.docx
@@ -208,7 +208,7 @@
                 <w:b w:val="false"/>
                 <w:bCs w:val="false"/>
               </w:rPr>
-              <w:t xml:space="preserve">1.0</w:t>
+              <w:t xml:space="preserve">1.1</w:t>
             </w:r>
           </w:p>
         </w:tc>
@@ -263,6 +263,60 @@
                 <w:bCs w:val="false"/>
               </w:rPr>
               <w:t xml:space="preserve">2026-05-13</w:t>
+            </w:r>
+          </w:p>
+        </w:tc>
+      </w:tr>
+      <w:tr>
+        <w:tc>
+          <w:tcPr>
+            <w:tcW w:type="dxa" w:w="2200"/>
+            <w:tcBorders>
+              <w:top w:val="single" w:color="999999" w:sz="4"/>
+              <w:left w:val="single" w:color="999999" w:sz="4"/>
+              <w:bottom w:val="single" w:color="999999" w:sz="4"/>
+              <w:right w:val="single" w:color="999999" w:sz="4"/>
+            </w:tcBorders>
+            <w:tcMar>
+              <w:top w:type="dxa" w:w="80"/>
+              <w:left w:type="dxa" w:w="120"/>
+              <w:bottom w:type="dxa" w:w="80"/>
+              <w:right w:type="dxa" w:w="120"/>
+            </w:tcMar>
+          </w:tcPr>
+          <w:p>
+            <w:r>
+              <w:rPr>
+                <w:b w:val="false"/>
+                <w:bCs w:val="false"/>
+              </w:rPr>
+              <w:t xml:space="preserve">更新日</w:t>
+            </w:r>
+          </w:p>
+        </w:tc>
+        <w:tc>
+          <w:tcPr>
+            <w:tcW w:type="dxa" w:w="7438"/>
+            <w:tcBorders>
+              <w:top w:val="single" w:color="999999" w:sz="4"/>
+              <w:left w:val="single" w:color="999999" w:sz="4"/>
+              <w:bottom w:val="single" w:color="999999" w:sz="4"/>
+              <w:right w:val="single" w:color="999999" w:sz="4"/>
+            </w:tcBorders>
+            <w:tcMar>
+              <w:top w:type="dxa" w:w="80"/>
+              <w:left w:type="dxa" w:w="120"/>
+              <w:bottom w:type="dxa" w:w="80"/>
+              <w:right w:type="dxa" w:w="120"/>
+            </w:tcMar>
+          </w:tcPr>
+          <w:p>
+            <w:r>
+              <w:rPr>
+                <w:b w:val="false"/>
+                <w:bCs w:val="false"/>
+              </w:rPr>
+              <w:t xml:space="preserve">2026-05-14</w:t>
             </w:r>
           </w:p>
         </w:tc>
@@ -1233,7 +1287,408 @@
         <w:pStyle w:val="Heading2"/>
       </w:pPr>
       <w:r>
-        <w:t xml:space="preserve">2.2 利用者</w:t>
+        <w:t xml:space="preserve">2.2 配置構成</w:t>
+      </w:r>
+    </w:p>
+    <w:p>
+      <w:pPr>
+        <w:pStyle w:val="ListParagraph"/>
+        <w:numPr>
+          <w:ilvl w:val="0"/>
+          <w:numId w:val="2"/>
+        </w:numPr>
+      </w:pPr>
+      <w:r>
+        <w:t xml:space="preserve">既存PHP版 / 既存MariaDB / 既存COMIC_ROOT はすべて 192.168.40.99 上に存在。</w:t>
+      </w:r>
+    </w:p>
+    <w:p>
+      <w:pPr>
+        <w:pStyle w:val="ListParagraph"/>
+        <w:numPr>
+          <w:ilvl w:val="0"/>
+          <w:numId w:val="2"/>
+        </w:numPr>
+      </w:pPr>
+      <w:r>
+        <w:t xml:space="preserve">本システム（Docker Compose）も同じ 192.168.40.99 上に同居させる。これにより既存ファイルシステムへ bind mount でアクセス可能。</w:t>
+      </w:r>
+    </w:p>
+    <w:p>
+      <w:pPr>
+        <w:pStyle w:val="ListParagraph"/>
+        <w:numPr>
+          <w:ilvl w:val="0"/>
+          <w:numId w:val="2"/>
+        </w:numPr>
+      </w:pPr>
+      <w:r>
+        <w:t xml:space="preserve">ホスト1台に集約されるため、API・Web・DB・FS の間はすべてローカル通信となり、レイテンシ最小。</w:t>
+      </w:r>
+    </w:p>
+    <w:p>
+      <w:pPr>
+        <w:pStyle w:val="Heading2"/>
+      </w:pPr>
+      <w:r>
+        <w:t xml:space="preserve">2.3 アクセス経路</w:t>
+      </w:r>
+    </w:p>
+    <w:tbl>
+      <w:tblPr>
+        <w:tblW w:type="dxa" w:w="9638"/>
+        <w:tblBorders>
+          <w:top w:val="single" w:color="auto" w:sz="4"/>
+          <w:left w:val="single" w:color="auto" w:sz="4"/>
+          <w:bottom w:val="single" w:color="auto" w:sz="4"/>
+          <w:right w:val="single" w:color="auto" w:sz="4"/>
+          <w:insideH w:val="single" w:color="auto" w:sz="4"/>
+          <w:insideV w:val="single" w:color="auto" w:sz="4"/>
+        </w:tblBorders>
+      </w:tblPr>
+      <w:tblGrid>
+        <w:gridCol w:w="2200"/>
+        <w:gridCol w:w="4500"/>
+        <w:gridCol w:w="2938"/>
+      </w:tblGrid>
+      <w:tr>
+        <w:trPr>
+          <w:tblHeader/>
+        </w:trPr>
+        <w:tc>
+          <w:tcPr>
+            <w:tcW w:type="dxa" w:w="2200"/>
+            <w:tcBorders>
+              <w:top w:val="single" w:color="999999" w:sz="4"/>
+              <w:left w:val="single" w:color="999999" w:sz="4"/>
+              <w:bottom w:val="single" w:color="999999" w:sz="4"/>
+              <w:right w:val="single" w:color="999999" w:sz="4"/>
+            </w:tcBorders>
+            <w:shd w:fill="D5E8F0" w:val="clear"/>
+            <w:tcMar>
+              <w:top w:type="dxa" w:w="80"/>
+              <w:left w:type="dxa" w:w="120"/>
+              <w:bottom w:type="dxa" w:w="80"/>
+              <w:right w:type="dxa" w:w="120"/>
+            </w:tcMar>
+          </w:tcPr>
+          <w:p>
+            <w:r>
+              <w:rPr>
+                <w:b/>
+                <w:bCs/>
+              </w:rPr>
+              <w:t xml:space="preserve">経路</w:t>
+            </w:r>
+          </w:p>
+        </w:tc>
+        <w:tc>
+          <w:tcPr>
+            <w:tcW w:type="dxa" w:w="4500"/>
+            <w:tcBorders>
+              <w:top w:val="single" w:color="999999" w:sz="4"/>
+              <w:left w:val="single" w:color="999999" w:sz="4"/>
+              <w:bottom w:val="single" w:color="999999" w:sz="4"/>
+              <w:right w:val="single" w:color="999999" w:sz="4"/>
+            </w:tcBorders>
+            <w:shd w:fill="D5E8F0" w:val="clear"/>
+            <w:tcMar>
+              <w:top w:type="dxa" w:w="80"/>
+              <w:left w:type="dxa" w:w="120"/>
+              <w:bottom w:type="dxa" w:w="80"/>
+              <w:right w:type="dxa" w:w="120"/>
+            </w:tcMar>
+          </w:tcPr>
+          <w:p>
+            <w:r>
+              <w:rPr>
+                <w:b/>
+                <w:bCs/>
+              </w:rPr>
+              <w:t xml:space="preserve">URL</w:t>
+            </w:r>
+          </w:p>
+        </w:tc>
+        <w:tc>
+          <w:tcPr>
+            <w:tcW w:type="dxa" w:w="2938"/>
+            <w:tcBorders>
+              <w:top w:val="single" w:color="999999" w:sz="4"/>
+              <w:left w:val="single" w:color="999999" w:sz="4"/>
+              <w:bottom w:val="single" w:color="999999" w:sz="4"/>
+              <w:right w:val="single" w:color="999999" w:sz="4"/>
+            </w:tcBorders>
+            <w:shd w:fill="D5E8F0" w:val="clear"/>
+            <w:tcMar>
+              <w:top w:type="dxa" w:w="80"/>
+              <w:left w:type="dxa" w:w="120"/>
+              <w:bottom w:type="dxa" w:w="80"/>
+              <w:right w:type="dxa" w:w="120"/>
+            </w:tcMar>
+          </w:tcPr>
+          <w:p>
+            <w:r>
+              <w:rPr>
+                <w:b/>
+                <w:bCs/>
+              </w:rPr>
+              <w:t xml:space="preserve">用途</w:t>
+            </w:r>
+          </w:p>
+        </w:tc>
+      </w:tr>
+      <w:tr>
+        <w:tc>
+          <w:tcPr>
+            <w:tcW w:type="dxa" w:w="2200"/>
+            <w:tcBorders>
+              <w:top w:val="single" w:color="999999" w:sz="4"/>
+              <w:left w:val="single" w:color="999999" w:sz="4"/>
+              <w:bottom w:val="single" w:color="999999" w:sz="4"/>
+              <w:right w:val="single" w:color="999999" w:sz="4"/>
+            </w:tcBorders>
+            <w:tcMar>
+              <w:top w:type="dxa" w:w="80"/>
+              <w:left w:type="dxa" w:w="120"/>
+              <w:bottom w:type="dxa" w:w="80"/>
+              <w:right w:type="dxa" w:w="120"/>
+            </w:tcMar>
+          </w:tcPr>
+          <w:p>
+            <w:r>
+              <w:rPr>
+                <w:b w:val="false"/>
+                <w:bCs w:val="false"/>
+              </w:rPr>
+              <w:t xml:space="preserve">社内LAN（推奨）</w:t>
+            </w:r>
+          </w:p>
+        </w:tc>
+        <w:tc>
+          <w:tcPr>
+            <w:tcW w:type="dxa" w:w="4500"/>
+            <w:tcBorders>
+              <w:top w:val="single" w:color="999999" w:sz="4"/>
+              <w:left w:val="single" w:color="999999" w:sz="4"/>
+              <w:bottom w:val="single" w:color="999999" w:sz="4"/>
+              <w:right w:val="single" w:color="999999" w:sz="4"/>
+            </w:tcBorders>
+            <w:tcMar>
+              <w:top w:type="dxa" w:w="80"/>
+              <w:left w:type="dxa" w:w="120"/>
+              <w:bottom w:type="dxa" w:w="80"/>
+              <w:right w:type="dxa" w:w="120"/>
+            </w:tcMar>
+          </w:tcPr>
+          <w:p>
+            <w:r>
+              <w:rPr>
+                <w:b w:val="false"/>
+                <w:bCs w:val="false"/>
+              </w:rPr>
+              <w:t xml:space="preserve">http://192.168.40.99:8080/</w:t>
+            </w:r>
+          </w:p>
+        </w:tc>
+        <w:tc>
+          <w:tcPr>
+            <w:tcW w:type="dxa" w:w="2938"/>
+            <w:tcBorders>
+              <w:top w:val="single" w:color="999999" w:sz="4"/>
+              <w:left w:val="single" w:color="999999" w:sz="4"/>
+              <w:bottom w:val="single" w:color="999999" w:sz="4"/>
+              <w:right w:val="single" w:color="999999" w:sz="4"/>
+            </w:tcBorders>
+            <w:tcMar>
+              <w:top w:type="dxa" w:w="80"/>
+              <w:left w:type="dxa" w:w="120"/>
+              <w:bottom w:type="dxa" w:w="80"/>
+              <w:right w:type="dxa" w:w="120"/>
+            </w:tcMar>
+          </w:tcPr>
+          <w:p>
+            <w:r>
+              <w:rPr>
+                <w:b w:val="false"/>
+                <w:bCs w:val="false"/>
+              </w:rPr>
+              <w:t xml:space="preserve">通常利用</w:t>
+            </w:r>
+          </w:p>
+        </w:tc>
+      </w:tr>
+      <w:tr>
+        <w:tc>
+          <w:tcPr>
+            <w:tcW w:type="dxa" w:w="2200"/>
+            <w:tcBorders>
+              <w:top w:val="single" w:color="999999" w:sz="4"/>
+              <w:left w:val="single" w:color="999999" w:sz="4"/>
+              <w:bottom w:val="single" w:color="999999" w:sz="4"/>
+              <w:right w:val="single" w:color="999999" w:sz="4"/>
+            </w:tcBorders>
+            <w:tcMar>
+              <w:top w:type="dxa" w:w="80"/>
+              <w:left w:type="dxa" w:w="120"/>
+              <w:bottom w:type="dxa" w:w="80"/>
+              <w:right w:type="dxa" w:w="120"/>
+            </w:tcMar>
+          </w:tcPr>
+          <w:p>
+            <w:r>
+              <w:rPr>
+                <w:b w:val="false"/>
+                <w:bCs w:val="false"/>
+              </w:rPr>
+              <w:t xml:space="preserve">外部（DDNS経由）</w:t>
+            </w:r>
+          </w:p>
+        </w:tc>
+        <w:tc>
+          <w:tcPr>
+            <w:tcW w:type="dxa" w:w="4500"/>
+            <w:tcBorders>
+              <w:top w:val="single" w:color="999999" w:sz="4"/>
+              <w:left w:val="single" w:color="999999" w:sz="4"/>
+              <w:bottom w:val="single" w:color="999999" w:sz="4"/>
+              <w:right w:val="single" w:color="999999" w:sz="4"/>
+            </w:tcBorders>
+            <w:tcMar>
+              <w:top w:type="dxa" w:w="80"/>
+              <w:left w:type="dxa" w:w="120"/>
+              <w:bottom w:type="dxa" w:w="80"/>
+              <w:right w:type="dxa" w:w="120"/>
+            </w:tcMar>
+          </w:tcPr>
+          <w:p>
+            <w:r>
+              <w:rPr>
+                <w:b w:val="false"/>
+                <w:bCs w:val="false"/>
+              </w:rPr>
+              <w:t xml:space="preserve">http://dirs.synology.me:8080/ or https://dirs.synology.me/</w:t>
+            </w:r>
+          </w:p>
+        </w:tc>
+        <w:tc>
+          <w:tcPr>
+            <w:tcW w:type="dxa" w:w="2938"/>
+            <w:tcBorders>
+              <w:top w:val="single" w:color="999999" w:sz="4"/>
+              <w:left w:val="single" w:color="999999" w:sz="4"/>
+              <w:bottom w:val="single" w:color="999999" w:sz="4"/>
+              <w:right w:val="single" w:color="999999" w:sz="4"/>
+            </w:tcBorders>
+            <w:tcMar>
+              <w:top w:type="dxa" w:w="80"/>
+              <w:left w:type="dxa" w:w="120"/>
+              <w:bottom w:type="dxa" w:w="80"/>
+              <w:right w:type="dxa" w:w="120"/>
+            </w:tcMar>
+          </w:tcPr>
+          <w:p>
+            <w:r>
+              <w:rPr>
+                <w:b w:val="false"/>
+                <w:bCs w:val="false"/>
+              </w:rPr>
+              <w:t xml:space="preserve">社外からの参照（Synology Reverse Proxy 経由）</w:t>
+            </w:r>
+          </w:p>
+        </w:tc>
+      </w:tr>
+      <w:tr>
+        <w:tc>
+          <w:tcPr>
+            <w:tcW w:type="dxa" w:w="2200"/>
+            <w:tcBorders>
+              <w:top w:val="single" w:color="999999" w:sz="4"/>
+              <w:left w:val="single" w:color="999999" w:sz="4"/>
+              <w:bottom w:val="single" w:color="999999" w:sz="4"/>
+              <w:right w:val="single" w:color="999999" w:sz="4"/>
+            </w:tcBorders>
+            <w:tcMar>
+              <w:top w:type="dxa" w:w="80"/>
+              <w:left w:type="dxa" w:w="120"/>
+              <w:bottom w:type="dxa" w:w="80"/>
+              <w:right w:type="dxa" w:w="120"/>
+            </w:tcMar>
+          </w:tcPr>
+          <w:p>
+            <w:r>
+              <w:rPr>
+                <w:b w:val="false"/>
+                <w:bCs w:val="false"/>
+              </w:rPr>
+              <w:t xml:space="preserve">API直アクセス</w:t>
+            </w:r>
+          </w:p>
+        </w:tc>
+        <w:tc>
+          <w:tcPr>
+            <w:tcW w:type="dxa" w:w="4500"/>
+            <w:tcBorders>
+              <w:top w:val="single" w:color="999999" w:sz="4"/>
+              <w:left w:val="single" w:color="999999" w:sz="4"/>
+              <w:bottom w:val="single" w:color="999999" w:sz="4"/>
+              <w:right w:val="single" w:color="999999" w:sz="4"/>
+            </w:tcBorders>
+            <w:tcMar>
+              <w:top w:type="dxa" w:w="80"/>
+              <w:left w:type="dxa" w:w="120"/>
+              <w:bottom w:type="dxa" w:w="80"/>
+              <w:right w:type="dxa" w:w="120"/>
+            </w:tcMar>
+          </w:tcPr>
+          <w:p>
+            <w:r>
+              <w:rPr>
+                <w:b w:val="false"/>
+                <w:bCs w:val="false"/>
+              </w:rPr>
+              <w:t xml:space="preserve">http://192.168.40.99:4000/</w:t>
+            </w:r>
+          </w:p>
+        </w:tc>
+        <w:tc>
+          <w:tcPr>
+            <w:tcW w:type="dxa" w:w="2938"/>
+            <w:tcBorders>
+              <w:top w:val="single" w:color="999999" w:sz="4"/>
+              <w:left w:val="single" w:color="999999" w:sz="4"/>
+              <w:bottom w:val="single" w:color="999999" w:sz="4"/>
+              <w:right w:val="single" w:color="999999" w:sz="4"/>
+            </w:tcBorders>
+            <w:tcMar>
+              <w:top w:type="dxa" w:w="80"/>
+              <w:left w:type="dxa" w:w="120"/>
+              <w:bottom w:type="dxa" w:w="80"/>
+              <w:right w:type="dxa" w:w="120"/>
+            </w:tcMar>
+          </w:tcPr>
+          <w:p>
+            <w:r>
+              <w:rPr>
+                <w:b w:val="false"/>
+                <w:bCs w:val="false"/>
+              </w:rPr>
+              <w:t xml:space="preserve">Swagger UI (/docs)、運用デバッグ</w:t>
+            </w:r>
+          </w:p>
+        </w:tc>
+      </w:tr>
+    </w:tbl>
+    <w:p>
+      <w:r>
+        <w:t xml:space="preserve">フロントエンドのAPI呼び出しは「ページを読み込んだのと同じオリジン」に対する相対URL方式を採用する。これにより VITE_API_URL 環境変数を空に設定するだけで LAN/WAN 両対応となり、ビルド成果物に固定IPが焼き込まれない。</w:t>
+      </w:r>
+    </w:p>
+    <w:p>
+      <w:pPr>
+        <w:pStyle w:val="Heading2"/>
+      </w:pPr>
+      <w:r>
+        <w:t xml:space="preserve">2.4 利用者</w:t>
       </w:r>
     </w:p>
     <w:tbl>
@@ -1585,7 +2040,7 @@
         <w:pStyle w:val="Heading2"/>
       </w:pPr>
       <w:r>
-        <w:t xml:space="preserve">2.3 既存システムとの関係</w:t>
+        <w:t xml:space="preserve">2.5 既存システムとの関係</w:t>
       </w:r>
     </w:p>
     <w:tbl>
@@ -4258,6 +4713,122 @@
         <w:pStyle w:val="Heading4"/>
       </w:pPr>
       <w:r>
+        <w:t xml:space="preserve">対応SQL（仕様の根拠）</w:t>
+      </w:r>
+    </w:p>
+    <w:p>
+      <w:pPr>
+        <w:pStyle w:val="Code"/>
+        <w:shd w:fill="F2F2F2" w:val="clear"/>
+      </w:pPr>
+      <w:r>
+        <w:rPr>
+          <w:rFonts w:ascii="Courier New" w:cs="Courier New" w:eastAsia="Courier New" w:hAnsi="Courier New"/>
+        </w:rPr>
+        <w:t xml:space="preserve">SELECT bok_vch6, bok_vch7,</w:t>
+      </w:r>
+    </w:p>
+    <w:p>
+      <w:pPr>
+        <w:pStyle w:val="Code"/>
+        <w:shd w:fill="F2F2F2" w:val="clear"/>
+      </w:pPr>
+      <w:r>
+        <w:rPr>
+          <w:rFonts w:ascii="Courier New" w:cs="Courier New" w:eastAsia="Courier New" w:hAnsi="Courier New"/>
+        </w:rPr>
+        <w:t xml:space="preserve">       MAX(bok_txt1), MAX(bok_mid) AS max_bok_mid,</w:t>
+      </w:r>
+    </w:p>
+    <w:p>
+      <w:pPr>
+        <w:pStyle w:val="Code"/>
+        <w:shd w:fill="F2F2F2" w:val="clear"/>
+      </w:pPr>
+      <w:r>
+        <w:rPr>
+          <w:rFonts w:ascii="Courier New" w:cs="Courier New" w:eastAsia="Courier New" w:hAnsi="Courier New"/>
+        </w:rPr>
+        <w:t xml:space="preserve">       MAX(bok_vch8) AS max_bok_vch8, COUNT(bok_vch8) AS cnt_bok_vch8</w:t>
+      </w:r>
+    </w:p>
+    <w:p>
+      <w:pPr>
+        <w:pStyle w:val="Code"/>
+        <w:shd w:fill="F2F2F2" w:val="clear"/>
+      </w:pPr>
+      <w:r>
+        <w:rPr>
+          <w:rFonts w:ascii="Courier New" w:cs="Courier New" w:eastAsia="Courier New" w:hAnsi="Courier New"/>
+        </w:rPr>
+        <w:t xml:space="preserve">FROM tb_bok</w:t>
+      </w:r>
+    </w:p>
+    <w:p>
+      <w:pPr>
+        <w:pStyle w:val="Code"/>
+        <w:shd w:fill="F2F2F2" w:val="clear"/>
+      </w:pPr>
+      <w:r>
+        <w:rPr>
+          <w:rFonts w:ascii="Courier New" w:cs="Courier New" w:eastAsia="Courier New" w:hAnsi="Courier New"/>
+        </w:rPr>
+        <w:t xml:space="preserve">WHERE bok_dlday IS NULL</w:t>
+      </w:r>
+    </w:p>
+    <w:p>
+      <w:pPr>
+        <w:pStyle w:val="Code"/>
+        <w:shd w:fill="F2F2F2" w:val="clear"/>
+      </w:pPr>
+      <w:r>
+        <w:rPr>
+          <w:rFonts w:ascii="Courier New" w:cs="Courier New" w:eastAsia="Courier New" w:hAnsi="Courier New"/>
+        </w:rPr>
+        <w:t xml:space="preserve">  AND bok_vch9 = 'comic'</w:t>
+      </w:r>
+    </w:p>
+    <w:p>
+      <w:pPr>
+        <w:pStyle w:val="Code"/>
+        <w:shd w:fill="F2F2F2" w:val="clear"/>
+      </w:pPr>
+      <w:r>
+        <w:rPr>
+          <w:rFonts w:ascii="Courier New" w:cs="Courier New" w:eastAsia="Courier New" w:hAnsi="Courier New"/>
+        </w:rPr>
+        <w:t xml:space="preserve">GROUP BY bok_vch6, bok_vch7</w:t>
+      </w:r>
+    </w:p>
+    <w:p>
+      <w:pPr>
+        <w:pStyle w:val="Code"/>
+        <w:shd w:fill="F2F2F2" w:val="clear"/>
+      </w:pPr>
+      <w:r>
+        <w:rPr>
+          <w:rFonts w:ascii="Courier New" w:cs="Courier New" w:eastAsia="Courier New" w:hAnsi="Courier New"/>
+        </w:rPr>
+        <w:t xml:space="preserve">ORDER BY max_bok_mid DESC</w:t>
+      </w:r>
+    </w:p>
+    <w:p>
+      <w:pPr>
+        <w:pStyle w:val="Code"/>
+        <w:shd w:fill="F2F2F2" w:val="clear"/>
+      </w:pPr>
+      <w:r>
+        <w:rPr>
+          <w:rFonts w:ascii="Courier New" w:cs="Courier New" w:eastAsia="Courier New" w:hAnsi="Courier New"/>
+        </w:rPr>
+        <w:t xml:space="preserve">LIMIT 24 OFFSET ?;</w:t>
+      </w:r>
+    </w:p>
+    <w:p>
+      <w:pPr>
+        <w:pStyle w:val="Heading4"/>
+      </w:pPr>
+      <w:r>
         <w:t xml:space="preserve">表示条件</w:t>
       </w:r>
     </w:p>
@@ -4270,7 +4841,7 @@
         </w:numPr>
       </w:pPr>
       <w:r>
-        <w:t xml:space="preserve">tb_bok.bok_dlday IS NULL</w:t>
+        <w:t xml:space="preserve">tb_bok.bok_dlday IS NULL（論理削除除外）</w:t>
       </w:r>
     </w:p>
     <w:p>
@@ -4282,7 +4853,7 @@
         </w:numPr>
       </w:pPr>
       <w:r>
-        <w:t xml:space="preserve">tb_bok.bok_vch9 = 'comic'</w:t>
+        <w:t xml:space="preserve">tb_bok.bok_vch9 = 'comic'（コミック種別のみ）</w:t>
       </w:r>
     </w:p>
     <w:p>
@@ -6812,7 +7383,7 @@
         <w:pStyle w:val="Heading2"/>
       </w:pPr>
       <w:r>
-        <w:t xml:space="preserve">5.3 認証Cookie</w:t>
+        <w:t xml:space="preserve">5.3 外部公開 / DDNS</w:t>
       </w:r>
     </w:p>
     <w:tbl>
@@ -6885,7 +7456,7 @@
                 <w:b/>
                 <w:bCs/>
               </w:rPr>
-              <w:t xml:space="preserve">値</w:t>
+              <w:t xml:space="preserve">内容</w:t>
             </w:r>
           </w:p>
         </w:tc>
@@ -6913,7 +7484,7 @@
                 <w:b w:val="false"/>
                 <w:bCs w:val="false"/>
               </w:rPr>
-              <w:t xml:space="preserve">Cookie名</w:t>
+              <w:t xml:space="preserve">公開ホスト名</w:t>
             </w:r>
           </w:p>
         </w:tc>
@@ -6939,7 +7510,7 @@
                 <w:b w:val="false"/>
                 <w:bCs w:val="false"/>
               </w:rPr>
-              <w:t xml:space="preserve">zc_token</w:t>
+              <w:t xml:space="preserve">dirs.synology.me</w:t>
             </w:r>
           </w:p>
         </w:tc>
@@ -6967,7 +7538,7 @@
                 <w:b w:val="false"/>
                 <w:bCs w:val="false"/>
               </w:rPr>
-              <w:t xml:space="preserve">フォーマット</w:t>
+              <w:t xml:space="preserve">公開ポート</w:t>
             </w:r>
           </w:p>
         </w:tc>
@@ -6993,7 +7564,7 @@
                 <w:b w:val="false"/>
                 <w:bCs w:val="false"/>
               </w:rPr>
-              <w:t xml:space="preserve">JWT（HS256）</w:t>
+              <w:t xml:space="preserve">8080（HTTP）/ 443（HTTPS推奨）</w:t>
             </w:r>
           </w:p>
         </w:tc>
@@ -7021,7 +7592,7 @@
                 <w:b w:val="false"/>
                 <w:bCs w:val="false"/>
               </w:rPr>
-              <w:t xml:space="preserve">有効期限</w:t>
+              <w:t xml:space="preserve">TLS終端</w:t>
             </w:r>
           </w:p>
         </w:tc>
@@ -7047,7 +7618,7 @@
                 <w:b w:val="false"/>
                 <w:bCs w:val="false"/>
               </w:rPr>
-              <w:t xml:space="preserve">7日</w:t>
+              <w:t xml:space="preserve">Synology DSM のリバースプロキシ + Let's Encrypt</w:t>
             </w:r>
           </w:p>
         </w:tc>
@@ -7075,7 +7646,7 @@
                 <w:b w:val="false"/>
                 <w:bCs w:val="false"/>
               </w:rPr>
-              <w:t xml:space="preserve">属性</w:t>
+              <w:t xml:space="preserve">転送先</w:t>
             </w:r>
           </w:p>
         </w:tc>
@@ -7101,7 +7672,7 @@
                 <w:b w:val="false"/>
                 <w:bCs w:val="false"/>
               </w:rPr>
-              <w:t xml:space="preserve">HttpOnly, SameSite=Lax, Path=/</w:t>
+              <w:t xml:space="preserve">192.168.40.99 上の web コンテナ (host:8080)</w:t>
             </w:r>
           </w:p>
         </w:tc>
@@ -7129,7 +7700,7 @@
                 <w:b w:val="false"/>
                 <w:bCs w:val="false"/>
               </w:rPr>
-              <w:t xml:space="preserve">Secure属性</w:t>
+              <w:t xml:space="preserve">ファイアウォール</w:t>
             </w:r>
           </w:p>
         </w:tc>
@@ -7155,7 +7726,7 @@
                 <w:b w:val="false"/>
                 <w:bCs w:val="false"/>
               </w:rPr>
-              <w:t xml:space="preserve">本番(HTTPS)時のみ true</w:t>
+              <w:t xml:space="preserve">ルーター側でTCP 8080 を 192.168.40.99 に転送（または HTTPS 443）</w:t>
             </w:r>
           </w:p>
         </w:tc>
@@ -7183,7 +7754,7 @@
                 <w:b w:val="false"/>
                 <w:bCs w:val="false"/>
               </w:rPr>
-              <w:t xml:space="preserve">ペイロード</w:t>
+              <w:t xml:space="preserve">注意</w:t>
             </w:r>
           </w:p>
         </w:tc>
@@ -7209,192 +7780,18 @@
                 <w:b w:val="false"/>
                 <w:bCs w:val="false"/>
               </w:rPr>
-              <w:t xml:space="preserve">{ uid: number, email?: string }</w:t>
+              <w:t xml:space="preserve">VITE_API_URL を空文字に設定し、フロントは相対URLでAPIを呼ぶこと。社内IPを焼き込むと外部からは接続不可になる。</w:t>
             </w:r>
           </w:p>
         </w:tc>
       </w:tr>
     </w:tbl>
     <w:p>
-      <w:r>
-        <w:br w:type="page"/>
-      </w:r>
-    </w:p>
-    <w:p>
-      <w:pPr>
-        <w:pStyle w:val="Heading1"/>
-      </w:pPr>
-      <w:r>
-        <w:t xml:space="preserve">6. 制約事項</w:t>
-      </w:r>
-    </w:p>
-    <w:p>
       <w:pPr>
         <w:pStyle w:val="Heading2"/>
       </w:pPr>
       <w:r>
-        <w:t xml:space="preserve">6.1 技術制約</w:t>
-      </w:r>
-    </w:p>
-    <w:p>
-      <w:pPr>
-        <w:pStyle w:val="ListParagraph"/>
-        <w:numPr>
-          <w:ilvl w:val="0"/>
-          <w:numId w:val="2"/>
-        </w:numPr>
-      </w:pPr>
-      <w:r>
-        <w:t xml:space="preserve">既存DBのテーブル定義（tb_bok / tb_bkm / tb_usr）は変更不可。新テーブル tb_red のみ追加可。</w:t>
-      </w:r>
-    </w:p>
-    <w:p>
-      <w:pPr>
-        <w:pStyle w:val="ListParagraph"/>
-        <w:numPr>
-          <w:ilvl w:val="0"/>
-          <w:numId w:val="2"/>
-        </w:numPr>
-      </w:pPr>
-      <w:r>
-        <w:t xml:space="preserve">既存PHP版が稼働中。tb_bok への書き込みは本システムでは行わない。</w:t>
-      </w:r>
-    </w:p>
-    <w:p>
-      <w:pPr>
-        <w:pStyle w:val="ListParagraph"/>
-        <w:numPr>
-          <w:ilvl w:val="0"/>
-          <w:numId w:val="2"/>
-        </w:numPr>
-      </w:pPr>
-      <w:r>
-        <w:t xml:space="preserve">コミック画像はファイルシステム保管のまま。DBへのBLOB移行は行わない。</w:t>
-      </w:r>
-    </w:p>
-    <w:p>
-      <w:pPr>
-        <w:pStyle w:val="ListParagraph"/>
-        <w:numPr>
-          <w:ilvl w:val="0"/>
-          <w:numId w:val="2"/>
-        </w:numPr>
-      </w:pPr>
-      <w:r>
-        <w:t xml:space="preserve">MariaDB 10.11 の MySQL互換プロトコルで接続するため、Prisma の datasource provider は 'mysql' を指定。</w:t>
-      </w:r>
-    </w:p>
-    <w:p>
-      <w:pPr>
-        <w:pStyle w:val="ListParagraph"/>
-        <w:numPr>
-          <w:ilvl w:val="0"/>
-          <w:numId w:val="2"/>
-        </w:numPr>
-      </w:pPr>
-      <w:r>
-        <w:t xml:space="preserve">Apple Silicon / Linux x86_64 双方で動作する必要があるため、Prisma の binaryTargets に linux-arm64-openssl-3.0.x を含める。</w:t>
-      </w:r>
-    </w:p>
-    <w:p>
-      <w:pPr>
-        <w:pStyle w:val="Heading2"/>
-      </w:pPr>
-      <w:r>
-        <w:t xml:space="preserve">6.2 運用制約</w:t>
-      </w:r>
-    </w:p>
-    <w:p>
-      <w:pPr>
-        <w:pStyle w:val="ListParagraph"/>
-        <w:numPr>
-          <w:ilvl w:val="0"/>
-          <w:numId w:val="2"/>
-        </w:numPr>
-      </w:pPr>
-      <w:r>
-        <w:t xml:space="preserve">外部MariaDBへのリモート接続が必要。bind-address = 0.0.0.0、ユーザーHost = '%' or サブネット指定。</w:t>
-      </w:r>
-    </w:p>
-    <w:p>
-      <w:pPr>
-        <w:pStyle w:val="ListParagraph"/>
-        <w:numPr>
-          <w:ilvl w:val="0"/>
-          <w:numId w:val="2"/>
-        </w:numPr>
-      </w:pPr>
-      <w:r>
-        <w:t xml:space="preserve">外部公開する場合は Synology DSM のリバースプロキシ等で TLS 終端する。</w:t>
-      </w:r>
-    </w:p>
-    <w:p>
-      <w:pPr>
-        <w:pStyle w:val="ListParagraph"/>
-        <w:numPr>
-          <w:ilvl w:val="0"/>
-          <w:numId w:val="2"/>
-        </w:numPr>
-      </w:pPr>
-      <w:r>
-        <w:t xml:space="preserve">COMIC_ROOT ボリュームは macOS Docker Desktop で File sharing 許可が必要。</w:t>
-      </w:r>
-    </w:p>
-    <w:p>
-      <w:pPr>
-        <w:pStyle w:val="Heading2"/>
-      </w:pPr>
-      <w:r>
-        <w:t xml:space="preserve">6.3 移行制約</w:t>
-      </w:r>
-    </w:p>
-    <w:p>
-      <w:pPr>
-        <w:pStyle w:val="ListParagraph"/>
-        <w:numPr>
-          <w:ilvl w:val="0"/>
-          <w:numId w:val="2"/>
-        </w:numPr>
-      </w:pPr>
-      <w:r>
-        <w:t xml:space="preserve">平文パスワードは初回ログイン時に bcrypt へ自動移行。</w:t>
-      </w:r>
-    </w:p>
-    <w:p>
-      <w:pPr>
-        <w:pStyle w:val="ListParagraph"/>
-        <w:numPr>
-          <w:ilvl w:val="0"/>
-          <w:numId w:val="2"/>
-        </w:numPr>
-      </w:pPr>
-      <w:r>
-        <w:t xml:space="preserve">既存お気入レコードで日本語名が NULL の場合、SQL補修が必要。</w:t>
-      </w:r>
-    </w:p>
-    <w:p>
-      <w:pPr>
-        <w:pStyle w:val="ListParagraph"/>
-        <w:numPr>
-          <w:ilvl w:val="0"/>
-          <w:numId w:val="2"/>
-        </w:numPr>
-      </w:pPr>
-      <w:r>
-        <w:t xml:space="preserve">ユーザー登録機能は本システムでは実装しない。管理者が tb_usr に直接INSERTする運用。</w:t>
-      </w:r>
-    </w:p>
-    <w:p>
-      <w:r>
-        <w:br w:type="page"/>
-      </w:r>
-    </w:p>
-    <w:p>
-      <w:pPr>
-        <w:pStyle w:val="Heading1"/>
-      </w:pPr>
-      <w:r>
-        <w:t xml:space="preserve">7. 改版履歴</w:t>
+        <w:t xml:space="preserve">5.4 API ドキュメント</w:t>
       </w:r>
     </w:p>
     <w:tbl>
@@ -7410,10 +7807,8 @@
         </w:tblBorders>
       </w:tblPr>
       <w:tblGrid>
-        <w:gridCol w:w="1200"/>
-        <w:gridCol w:w="2000"/>
-        <w:gridCol w:w="5238"/>
-        <w:gridCol w:w="1200"/>
+        <w:gridCol w:w="2200"/>
+        <w:gridCol w:w="7438"/>
       </w:tblGrid>
       <w:tr>
         <w:trPr>
@@ -7421,7 +7816,7 @@
         </w:trPr>
         <w:tc>
           <w:tcPr>
-            <w:tcW w:type="dxa" w:w="1200"/>
+            <w:tcW w:type="dxa" w:w="2200"/>
             <w:tcBorders>
               <w:top w:val="single" w:color="999999" w:sz="4"/>
               <w:left w:val="single" w:color="999999" w:sz="4"/>
@@ -7442,13 +7837,13 @@
                 <w:b/>
                 <w:bCs/>
               </w:rPr>
-              <w:t xml:space="preserve">版数</w:t>
-            </w:r>
-          </w:p>
-        </w:tc>
-        <w:tc>
-          <w:tcPr>
-            <w:tcW w:type="dxa" w:w="2000"/>
+              <w:t xml:space="preserve">項目</w:t>
+            </w:r>
+          </w:p>
+        </w:tc>
+        <w:tc>
+          <w:tcPr>
+            <w:tcW w:type="dxa" w:w="7438"/>
             <w:tcBorders>
               <w:top w:val="single" w:color="999999" w:sz="4"/>
               <w:left w:val="single" w:color="999999" w:sz="4"/>
@@ -7469,13 +7864,313 @@
                 <w:b/>
                 <w:bCs/>
               </w:rPr>
-              <w:t xml:space="preserve">発行日</w:t>
-            </w:r>
-          </w:p>
-        </w:tc>
-        <w:tc>
-          <w:tcPr>
-            <w:tcW w:type="dxa" w:w="5238"/>
+              <w:t xml:space="preserve">内容</w:t>
+            </w:r>
+          </w:p>
+        </w:tc>
+      </w:tr>
+      <w:tr>
+        <w:tc>
+          <w:tcPr>
+            <w:tcW w:type="dxa" w:w="2200"/>
+            <w:tcBorders>
+              <w:top w:val="single" w:color="999999" w:sz="4"/>
+              <w:left w:val="single" w:color="999999" w:sz="4"/>
+              <w:bottom w:val="single" w:color="999999" w:sz="4"/>
+              <w:right w:val="single" w:color="999999" w:sz="4"/>
+            </w:tcBorders>
+            <w:tcMar>
+              <w:top w:type="dxa" w:w="80"/>
+              <w:left w:type="dxa" w:w="120"/>
+              <w:bottom w:type="dxa" w:w="80"/>
+              <w:right w:type="dxa" w:w="120"/>
+            </w:tcMar>
+          </w:tcPr>
+          <w:p>
+            <w:r>
+              <w:rPr>
+                <w:b w:val="false"/>
+                <w:bCs w:val="false"/>
+              </w:rPr>
+              <w:t xml:space="preserve">Swagger UI</w:t>
+            </w:r>
+          </w:p>
+        </w:tc>
+        <w:tc>
+          <w:tcPr>
+            <w:tcW w:type="dxa" w:w="7438"/>
+            <w:tcBorders>
+              <w:top w:val="single" w:color="999999" w:sz="4"/>
+              <w:left w:val="single" w:color="999999" w:sz="4"/>
+              <w:bottom w:val="single" w:color="999999" w:sz="4"/>
+              <w:right w:val="single" w:color="999999" w:sz="4"/>
+            </w:tcBorders>
+            <w:tcMar>
+              <w:top w:type="dxa" w:w="80"/>
+              <w:left w:type="dxa" w:w="120"/>
+              <w:bottom w:type="dxa" w:w="80"/>
+              <w:right w:type="dxa" w:w="120"/>
+            </w:tcMar>
+          </w:tcPr>
+          <w:p>
+            <w:r>
+              <w:rPr>
+                <w:b w:val="false"/>
+                <w:bCs w:val="false"/>
+              </w:rPr>
+              <w:t xml:space="preserve">GET /docs （swagger-ui-express）</w:t>
+            </w:r>
+          </w:p>
+        </w:tc>
+      </w:tr>
+      <w:tr>
+        <w:tc>
+          <w:tcPr>
+            <w:tcW w:type="dxa" w:w="2200"/>
+            <w:tcBorders>
+              <w:top w:val="single" w:color="999999" w:sz="4"/>
+              <w:left w:val="single" w:color="999999" w:sz="4"/>
+              <w:bottom w:val="single" w:color="999999" w:sz="4"/>
+              <w:right w:val="single" w:color="999999" w:sz="4"/>
+            </w:tcBorders>
+            <w:tcMar>
+              <w:top w:type="dxa" w:w="80"/>
+              <w:left w:type="dxa" w:w="120"/>
+              <w:bottom w:type="dxa" w:w="80"/>
+              <w:right w:type="dxa" w:w="120"/>
+            </w:tcMar>
+          </w:tcPr>
+          <w:p>
+            <w:r>
+              <w:rPr>
+                <w:b w:val="false"/>
+                <w:bCs w:val="false"/>
+              </w:rPr>
+              <w:t xml:space="preserve">OpenAPI YAML</w:t>
+            </w:r>
+          </w:p>
+        </w:tc>
+        <w:tc>
+          <w:tcPr>
+            <w:tcW w:type="dxa" w:w="7438"/>
+            <w:tcBorders>
+              <w:top w:val="single" w:color="999999" w:sz="4"/>
+              <w:left w:val="single" w:color="999999" w:sz="4"/>
+              <w:bottom w:val="single" w:color="999999" w:sz="4"/>
+              <w:right w:val="single" w:color="999999" w:sz="4"/>
+            </w:tcBorders>
+            <w:tcMar>
+              <w:top w:type="dxa" w:w="80"/>
+              <w:left w:type="dxa" w:w="120"/>
+              <w:bottom w:type="dxa" w:w="80"/>
+              <w:right w:type="dxa" w:w="120"/>
+            </w:tcMar>
+          </w:tcPr>
+          <w:p>
+            <w:r>
+              <w:rPr>
+                <w:b w:val="false"/>
+                <w:bCs w:val="false"/>
+              </w:rPr>
+              <w:t xml:space="preserve">GET /openapi.yaml</w:t>
+            </w:r>
+          </w:p>
+        </w:tc>
+      </w:tr>
+      <w:tr>
+        <w:tc>
+          <w:tcPr>
+            <w:tcW w:type="dxa" w:w="2200"/>
+            <w:tcBorders>
+              <w:top w:val="single" w:color="999999" w:sz="4"/>
+              <w:left w:val="single" w:color="999999" w:sz="4"/>
+              <w:bottom w:val="single" w:color="999999" w:sz="4"/>
+              <w:right w:val="single" w:color="999999" w:sz="4"/>
+            </w:tcBorders>
+            <w:tcMar>
+              <w:top w:type="dxa" w:w="80"/>
+              <w:left w:type="dxa" w:w="120"/>
+              <w:bottom w:type="dxa" w:w="80"/>
+              <w:right w:type="dxa" w:w="120"/>
+            </w:tcMar>
+          </w:tcPr>
+          <w:p>
+            <w:r>
+              <w:rPr>
+                <w:b w:val="false"/>
+                <w:bCs w:val="false"/>
+              </w:rPr>
+              <w:t xml:space="preserve">OpenAPI JSON</w:t>
+            </w:r>
+          </w:p>
+        </w:tc>
+        <w:tc>
+          <w:tcPr>
+            <w:tcW w:type="dxa" w:w="7438"/>
+            <w:tcBorders>
+              <w:top w:val="single" w:color="999999" w:sz="4"/>
+              <w:left w:val="single" w:color="999999" w:sz="4"/>
+              <w:bottom w:val="single" w:color="999999" w:sz="4"/>
+              <w:right w:val="single" w:color="999999" w:sz="4"/>
+            </w:tcBorders>
+            <w:tcMar>
+              <w:top w:type="dxa" w:w="80"/>
+              <w:left w:type="dxa" w:w="120"/>
+              <w:bottom w:type="dxa" w:w="80"/>
+              <w:right w:type="dxa" w:w="120"/>
+            </w:tcMar>
+          </w:tcPr>
+          <w:p>
+            <w:r>
+              <w:rPr>
+                <w:b w:val="false"/>
+                <w:bCs w:val="false"/>
+              </w:rPr>
+              <w:t xml:space="preserve">GET /openapi.json</w:t>
+            </w:r>
+          </w:p>
+        </w:tc>
+      </w:tr>
+      <w:tr>
+        <w:tc>
+          <w:tcPr>
+            <w:tcW w:type="dxa" w:w="2200"/>
+            <w:tcBorders>
+              <w:top w:val="single" w:color="999999" w:sz="4"/>
+              <w:left w:val="single" w:color="999999" w:sz="4"/>
+              <w:bottom w:val="single" w:color="999999" w:sz="4"/>
+              <w:right w:val="single" w:color="999999" w:sz="4"/>
+            </w:tcBorders>
+            <w:tcMar>
+              <w:top w:type="dxa" w:w="80"/>
+              <w:left w:type="dxa" w:w="120"/>
+              <w:bottom w:type="dxa" w:w="80"/>
+              <w:right w:type="dxa" w:w="120"/>
+            </w:tcMar>
+          </w:tcPr>
+          <w:p>
+            <w:r>
+              <w:rPr>
+                <w:b w:val="false"/>
+                <w:bCs w:val="false"/>
+              </w:rPr>
+              <w:t xml:space="preserve">Redoc（静的）</w:t>
+            </w:r>
+          </w:p>
+        </w:tc>
+        <w:tc>
+          <w:tcPr>
+            <w:tcW w:type="dxa" w:w="7438"/>
+            <w:tcBorders>
+              <w:top w:val="single" w:color="999999" w:sz="4"/>
+              <w:left w:val="single" w:color="999999" w:sz="4"/>
+              <w:bottom w:val="single" w:color="999999" w:sz="4"/>
+              <w:right w:val="single" w:color="999999" w:sz="4"/>
+            </w:tcBorders>
+            <w:tcMar>
+              <w:top w:type="dxa" w:w="80"/>
+              <w:left w:type="dxa" w:w="120"/>
+              <w:bottom w:type="dxa" w:w="80"/>
+              <w:right w:type="dxa" w:w="120"/>
+            </w:tcMar>
+          </w:tcPr>
+          <w:p>
+            <w:r>
+              <w:rPr>
+                <w:b w:val="false"/>
+                <w:bCs w:val="false"/>
+              </w:rPr>
+              <w:t xml:space="preserve">docs/08_API仕様_redoc.html をブラウザで開く</w:t>
+            </w:r>
+          </w:p>
+        </w:tc>
+      </w:tr>
+      <w:tr>
+        <w:tc>
+          <w:tcPr>
+            <w:tcW w:type="dxa" w:w="2200"/>
+            <w:tcBorders>
+              <w:top w:val="single" w:color="999999" w:sz="4"/>
+              <w:left w:val="single" w:color="999999" w:sz="4"/>
+              <w:bottom w:val="single" w:color="999999" w:sz="4"/>
+              <w:right w:val="single" w:color="999999" w:sz="4"/>
+            </w:tcBorders>
+            <w:tcMar>
+              <w:top w:type="dxa" w:w="80"/>
+              <w:left w:type="dxa" w:w="120"/>
+              <w:bottom w:type="dxa" w:w="80"/>
+              <w:right w:type="dxa" w:w="120"/>
+            </w:tcMar>
+          </w:tcPr>
+          <w:p>
+            <w:r>
+              <w:rPr>
+                <w:b w:val="false"/>
+                <w:bCs w:val="false"/>
+              </w:rPr>
+              <w:t xml:space="preserve">GraphQL introspection</w:t>
+            </w:r>
+          </w:p>
+        </w:tc>
+        <w:tc>
+          <w:tcPr>
+            <w:tcW w:type="dxa" w:w="7438"/>
+            <w:tcBorders>
+              <w:top w:val="single" w:color="999999" w:sz="4"/>
+              <w:left w:val="single" w:color="999999" w:sz="4"/>
+              <w:bottom w:val="single" w:color="999999" w:sz="4"/>
+              <w:right w:val="single" w:color="999999" w:sz="4"/>
+            </w:tcBorders>
+            <w:tcMar>
+              <w:top w:type="dxa" w:w="80"/>
+              <w:left w:type="dxa" w:w="120"/>
+              <w:bottom w:type="dxa" w:w="80"/>
+              <w:right w:type="dxa" w:w="120"/>
+            </w:tcMar>
+          </w:tcPr>
+          <w:p>
+            <w:r>
+              <w:rPr>
+                <w:b w:val="false"/>
+                <w:bCs w:val="false"/>
+              </w:rPr>
+              <w:t xml:space="preserve">POST /graphql（Apollo Server デフォルト）</w:t>
+            </w:r>
+          </w:p>
+        </w:tc>
+      </w:tr>
+    </w:tbl>
+    <w:p>
+      <w:pPr>
+        <w:pStyle w:val="Heading2"/>
+      </w:pPr>
+      <w:r>
+        <w:t xml:space="preserve">5.5 認証Cookie</w:t>
+      </w:r>
+    </w:p>
+    <w:tbl>
+      <w:tblPr>
+        <w:tblW w:type="dxa" w:w="9638"/>
+        <w:tblBorders>
+          <w:top w:val="single" w:color="auto" w:sz="4"/>
+          <w:left w:val="single" w:color="auto" w:sz="4"/>
+          <w:bottom w:val="single" w:color="auto" w:sz="4"/>
+          <w:right w:val="single" w:color="auto" w:sz="4"/>
+          <w:insideH w:val="single" w:color="auto" w:sz="4"/>
+          <w:insideV w:val="single" w:color="auto" w:sz="4"/>
+        </w:tblBorders>
+      </w:tblPr>
+      <w:tblGrid>
+        <w:gridCol w:w="2200"/>
+        <w:gridCol w:w="7438"/>
+      </w:tblGrid>
+      <w:tr>
+        <w:trPr>
+          <w:tblHeader/>
+        </w:trPr>
+        <w:tc>
+          <w:tcPr>
+            <w:tcW w:type="dxa" w:w="2200"/>
             <w:tcBorders>
               <w:top w:val="single" w:color="999999" w:sz="4"/>
               <w:left w:val="single" w:color="999999" w:sz="4"/>
@@ -7496,13 +8191,13 @@
                 <w:b/>
                 <w:bCs/>
               </w:rPr>
-              <w:t xml:space="preserve">改版内容</w:t>
-            </w:r>
-          </w:p>
-        </w:tc>
-        <w:tc>
-          <w:tcPr>
-            <w:tcW w:type="dxa" w:w="1200"/>
+              <w:t xml:space="preserve">項目</w:t>
+            </w:r>
+          </w:p>
+        </w:tc>
+        <w:tc>
+          <w:tcPr>
+            <w:tcW w:type="dxa" w:w="7438"/>
             <w:tcBorders>
               <w:top w:val="single" w:color="999999" w:sz="4"/>
               <w:left w:val="single" w:color="999999" w:sz="4"/>
@@ -7523,6 +8218,644 @@
                 <w:b/>
                 <w:bCs/>
               </w:rPr>
+              <w:t xml:space="preserve">値</w:t>
+            </w:r>
+          </w:p>
+        </w:tc>
+      </w:tr>
+      <w:tr>
+        <w:tc>
+          <w:tcPr>
+            <w:tcW w:type="dxa" w:w="2200"/>
+            <w:tcBorders>
+              <w:top w:val="single" w:color="999999" w:sz="4"/>
+              <w:left w:val="single" w:color="999999" w:sz="4"/>
+              <w:bottom w:val="single" w:color="999999" w:sz="4"/>
+              <w:right w:val="single" w:color="999999" w:sz="4"/>
+            </w:tcBorders>
+            <w:tcMar>
+              <w:top w:type="dxa" w:w="80"/>
+              <w:left w:type="dxa" w:w="120"/>
+              <w:bottom w:type="dxa" w:w="80"/>
+              <w:right w:type="dxa" w:w="120"/>
+            </w:tcMar>
+          </w:tcPr>
+          <w:p>
+            <w:r>
+              <w:rPr>
+                <w:b w:val="false"/>
+                <w:bCs w:val="false"/>
+              </w:rPr>
+              <w:t xml:space="preserve">Cookie名</w:t>
+            </w:r>
+          </w:p>
+        </w:tc>
+        <w:tc>
+          <w:tcPr>
+            <w:tcW w:type="dxa" w:w="7438"/>
+            <w:tcBorders>
+              <w:top w:val="single" w:color="999999" w:sz="4"/>
+              <w:left w:val="single" w:color="999999" w:sz="4"/>
+              <w:bottom w:val="single" w:color="999999" w:sz="4"/>
+              <w:right w:val="single" w:color="999999" w:sz="4"/>
+            </w:tcBorders>
+            <w:tcMar>
+              <w:top w:type="dxa" w:w="80"/>
+              <w:left w:type="dxa" w:w="120"/>
+              <w:bottom w:type="dxa" w:w="80"/>
+              <w:right w:type="dxa" w:w="120"/>
+            </w:tcMar>
+          </w:tcPr>
+          <w:p>
+            <w:r>
+              <w:rPr>
+                <w:b w:val="false"/>
+                <w:bCs w:val="false"/>
+              </w:rPr>
+              <w:t xml:space="preserve">zc_token</w:t>
+            </w:r>
+          </w:p>
+        </w:tc>
+      </w:tr>
+      <w:tr>
+        <w:tc>
+          <w:tcPr>
+            <w:tcW w:type="dxa" w:w="2200"/>
+            <w:tcBorders>
+              <w:top w:val="single" w:color="999999" w:sz="4"/>
+              <w:left w:val="single" w:color="999999" w:sz="4"/>
+              <w:bottom w:val="single" w:color="999999" w:sz="4"/>
+              <w:right w:val="single" w:color="999999" w:sz="4"/>
+            </w:tcBorders>
+            <w:tcMar>
+              <w:top w:type="dxa" w:w="80"/>
+              <w:left w:type="dxa" w:w="120"/>
+              <w:bottom w:type="dxa" w:w="80"/>
+              <w:right w:type="dxa" w:w="120"/>
+            </w:tcMar>
+          </w:tcPr>
+          <w:p>
+            <w:r>
+              <w:rPr>
+                <w:b w:val="false"/>
+                <w:bCs w:val="false"/>
+              </w:rPr>
+              <w:t xml:space="preserve">フォーマット</w:t>
+            </w:r>
+          </w:p>
+        </w:tc>
+        <w:tc>
+          <w:tcPr>
+            <w:tcW w:type="dxa" w:w="7438"/>
+            <w:tcBorders>
+              <w:top w:val="single" w:color="999999" w:sz="4"/>
+              <w:left w:val="single" w:color="999999" w:sz="4"/>
+              <w:bottom w:val="single" w:color="999999" w:sz="4"/>
+              <w:right w:val="single" w:color="999999" w:sz="4"/>
+            </w:tcBorders>
+            <w:tcMar>
+              <w:top w:type="dxa" w:w="80"/>
+              <w:left w:type="dxa" w:w="120"/>
+              <w:bottom w:type="dxa" w:w="80"/>
+              <w:right w:type="dxa" w:w="120"/>
+            </w:tcMar>
+          </w:tcPr>
+          <w:p>
+            <w:r>
+              <w:rPr>
+                <w:b w:val="false"/>
+                <w:bCs w:val="false"/>
+              </w:rPr>
+              <w:t xml:space="preserve">JWT（HS256）</w:t>
+            </w:r>
+          </w:p>
+        </w:tc>
+      </w:tr>
+      <w:tr>
+        <w:tc>
+          <w:tcPr>
+            <w:tcW w:type="dxa" w:w="2200"/>
+            <w:tcBorders>
+              <w:top w:val="single" w:color="999999" w:sz="4"/>
+              <w:left w:val="single" w:color="999999" w:sz="4"/>
+              <w:bottom w:val="single" w:color="999999" w:sz="4"/>
+              <w:right w:val="single" w:color="999999" w:sz="4"/>
+            </w:tcBorders>
+            <w:tcMar>
+              <w:top w:type="dxa" w:w="80"/>
+              <w:left w:type="dxa" w:w="120"/>
+              <w:bottom w:type="dxa" w:w="80"/>
+              <w:right w:type="dxa" w:w="120"/>
+            </w:tcMar>
+          </w:tcPr>
+          <w:p>
+            <w:r>
+              <w:rPr>
+                <w:b w:val="false"/>
+                <w:bCs w:val="false"/>
+              </w:rPr>
+              <w:t xml:space="preserve">有効期限</w:t>
+            </w:r>
+          </w:p>
+        </w:tc>
+        <w:tc>
+          <w:tcPr>
+            <w:tcW w:type="dxa" w:w="7438"/>
+            <w:tcBorders>
+              <w:top w:val="single" w:color="999999" w:sz="4"/>
+              <w:left w:val="single" w:color="999999" w:sz="4"/>
+              <w:bottom w:val="single" w:color="999999" w:sz="4"/>
+              <w:right w:val="single" w:color="999999" w:sz="4"/>
+            </w:tcBorders>
+            <w:tcMar>
+              <w:top w:type="dxa" w:w="80"/>
+              <w:left w:type="dxa" w:w="120"/>
+              <w:bottom w:type="dxa" w:w="80"/>
+              <w:right w:type="dxa" w:w="120"/>
+            </w:tcMar>
+          </w:tcPr>
+          <w:p>
+            <w:r>
+              <w:rPr>
+                <w:b w:val="false"/>
+                <w:bCs w:val="false"/>
+              </w:rPr>
+              <w:t xml:space="preserve">7日</w:t>
+            </w:r>
+          </w:p>
+        </w:tc>
+      </w:tr>
+      <w:tr>
+        <w:tc>
+          <w:tcPr>
+            <w:tcW w:type="dxa" w:w="2200"/>
+            <w:tcBorders>
+              <w:top w:val="single" w:color="999999" w:sz="4"/>
+              <w:left w:val="single" w:color="999999" w:sz="4"/>
+              <w:bottom w:val="single" w:color="999999" w:sz="4"/>
+              <w:right w:val="single" w:color="999999" w:sz="4"/>
+            </w:tcBorders>
+            <w:tcMar>
+              <w:top w:type="dxa" w:w="80"/>
+              <w:left w:type="dxa" w:w="120"/>
+              <w:bottom w:type="dxa" w:w="80"/>
+              <w:right w:type="dxa" w:w="120"/>
+            </w:tcMar>
+          </w:tcPr>
+          <w:p>
+            <w:r>
+              <w:rPr>
+                <w:b w:val="false"/>
+                <w:bCs w:val="false"/>
+              </w:rPr>
+              <w:t xml:space="preserve">属性</w:t>
+            </w:r>
+          </w:p>
+        </w:tc>
+        <w:tc>
+          <w:tcPr>
+            <w:tcW w:type="dxa" w:w="7438"/>
+            <w:tcBorders>
+              <w:top w:val="single" w:color="999999" w:sz="4"/>
+              <w:left w:val="single" w:color="999999" w:sz="4"/>
+              <w:bottom w:val="single" w:color="999999" w:sz="4"/>
+              <w:right w:val="single" w:color="999999" w:sz="4"/>
+            </w:tcBorders>
+            <w:tcMar>
+              <w:top w:type="dxa" w:w="80"/>
+              <w:left w:type="dxa" w:w="120"/>
+              <w:bottom w:type="dxa" w:w="80"/>
+              <w:right w:type="dxa" w:w="120"/>
+            </w:tcMar>
+          </w:tcPr>
+          <w:p>
+            <w:r>
+              <w:rPr>
+                <w:b w:val="false"/>
+                <w:bCs w:val="false"/>
+              </w:rPr>
+              <w:t xml:space="preserve">HttpOnly, SameSite=Lax, Path=/</w:t>
+            </w:r>
+          </w:p>
+        </w:tc>
+      </w:tr>
+      <w:tr>
+        <w:tc>
+          <w:tcPr>
+            <w:tcW w:type="dxa" w:w="2200"/>
+            <w:tcBorders>
+              <w:top w:val="single" w:color="999999" w:sz="4"/>
+              <w:left w:val="single" w:color="999999" w:sz="4"/>
+              <w:bottom w:val="single" w:color="999999" w:sz="4"/>
+              <w:right w:val="single" w:color="999999" w:sz="4"/>
+            </w:tcBorders>
+            <w:tcMar>
+              <w:top w:type="dxa" w:w="80"/>
+              <w:left w:type="dxa" w:w="120"/>
+              <w:bottom w:type="dxa" w:w="80"/>
+              <w:right w:type="dxa" w:w="120"/>
+            </w:tcMar>
+          </w:tcPr>
+          <w:p>
+            <w:r>
+              <w:rPr>
+                <w:b w:val="false"/>
+                <w:bCs w:val="false"/>
+              </w:rPr>
+              <w:t xml:space="preserve">Secure属性</w:t>
+            </w:r>
+          </w:p>
+        </w:tc>
+        <w:tc>
+          <w:tcPr>
+            <w:tcW w:type="dxa" w:w="7438"/>
+            <w:tcBorders>
+              <w:top w:val="single" w:color="999999" w:sz="4"/>
+              <w:left w:val="single" w:color="999999" w:sz="4"/>
+              <w:bottom w:val="single" w:color="999999" w:sz="4"/>
+              <w:right w:val="single" w:color="999999" w:sz="4"/>
+            </w:tcBorders>
+            <w:tcMar>
+              <w:top w:type="dxa" w:w="80"/>
+              <w:left w:type="dxa" w:w="120"/>
+              <w:bottom w:type="dxa" w:w="80"/>
+              <w:right w:type="dxa" w:w="120"/>
+            </w:tcMar>
+          </w:tcPr>
+          <w:p>
+            <w:r>
+              <w:rPr>
+                <w:b w:val="false"/>
+                <w:bCs w:val="false"/>
+              </w:rPr>
+              <w:t xml:space="preserve">本番(HTTPS)時のみ true</w:t>
+            </w:r>
+          </w:p>
+        </w:tc>
+      </w:tr>
+      <w:tr>
+        <w:tc>
+          <w:tcPr>
+            <w:tcW w:type="dxa" w:w="2200"/>
+            <w:tcBorders>
+              <w:top w:val="single" w:color="999999" w:sz="4"/>
+              <w:left w:val="single" w:color="999999" w:sz="4"/>
+              <w:bottom w:val="single" w:color="999999" w:sz="4"/>
+              <w:right w:val="single" w:color="999999" w:sz="4"/>
+            </w:tcBorders>
+            <w:tcMar>
+              <w:top w:type="dxa" w:w="80"/>
+              <w:left w:type="dxa" w:w="120"/>
+              <w:bottom w:type="dxa" w:w="80"/>
+              <w:right w:type="dxa" w:w="120"/>
+            </w:tcMar>
+          </w:tcPr>
+          <w:p>
+            <w:r>
+              <w:rPr>
+                <w:b w:val="false"/>
+                <w:bCs w:val="false"/>
+              </w:rPr>
+              <w:t xml:space="preserve">ペイロード</w:t>
+            </w:r>
+          </w:p>
+        </w:tc>
+        <w:tc>
+          <w:tcPr>
+            <w:tcW w:type="dxa" w:w="7438"/>
+            <w:tcBorders>
+              <w:top w:val="single" w:color="999999" w:sz="4"/>
+              <w:left w:val="single" w:color="999999" w:sz="4"/>
+              <w:bottom w:val="single" w:color="999999" w:sz="4"/>
+              <w:right w:val="single" w:color="999999" w:sz="4"/>
+            </w:tcBorders>
+            <w:tcMar>
+              <w:top w:type="dxa" w:w="80"/>
+              <w:left w:type="dxa" w:w="120"/>
+              <w:bottom w:type="dxa" w:w="80"/>
+              <w:right w:type="dxa" w:w="120"/>
+            </w:tcMar>
+          </w:tcPr>
+          <w:p>
+            <w:r>
+              <w:rPr>
+                <w:b w:val="false"/>
+                <w:bCs w:val="false"/>
+              </w:rPr>
+              <w:t xml:space="preserve">{ uid: number, email?: string }</w:t>
+            </w:r>
+          </w:p>
+        </w:tc>
+      </w:tr>
+    </w:tbl>
+    <w:p>
+      <w:r>
+        <w:br w:type="page"/>
+      </w:r>
+    </w:p>
+    <w:p>
+      <w:pPr>
+        <w:pStyle w:val="Heading1"/>
+      </w:pPr>
+      <w:r>
+        <w:t xml:space="preserve">6. 制約事項</w:t>
+      </w:r>
+    </w:p>
+    <w:p>
+      <w:pPr>
+        <w:pStyle w:val="Heading2"/>
+      </w:pPr>
+      <w:r>
+        <w:t xml:space="preserve">6.1 技術制約</w:t>
+      </w:r>
+    </w:p>
+    <w:p>
+      <w:pPr>
+        <w:pStyle w:val="ListParagraph"/>
+        <w:numPr>
+          <w:ilvl w:val="0"/>
+          <w:numId w:val="2"/>
+        </w:numPr>
+      </w:pPr>
+      <w:r>
+        <w:t xml:space="preserve">既存DBのテーブル定義（tb_bok / tb_bkm / tb_usr）は変更不可。新テーブル tb_red のみ追加可。</w:t>
+      </w:r>
+    </w:p>
+    <w:p>
+      <w:pPr>
+        <w:pStyle w:val="ListParagraph"/>
+        <w:numPr>
+          <w:ilvl w:val="0"/>
+          <w:numId w:val="2"/>
+        </w:numPr>
+      </w:pPr>
+      <w:r>
+        <w:t xml:space="preserve">既存PHP版が稼働中。tb_bok への書き込みは本システムでは行わない。</w:t>
+      </w:r>
+    </w:p>
+    <w:p>
+      <w:pPr>
+        <w:pStyle w:val="ListParagraph"/>
+        <w:numPr>
+          <w:ilvl w:val="0"/>
+          <w:numId w:val="2"/>
+        </w:numPr>
+      </w:pPr>
+      <w:r>
+        <w:t xml:space="preserve">コミック画像はファイルシステム保管のまま。DBへのBLOB移行は行わない。</w:t>
+      </w:r>
+    </w:p>
+    <w:p>
+      <w:pPr>
+        <w:pStyle w:val="ListParagraph"/>
+        <w:numPr>
+          <w:ilvl w:val="0"/>
+          <w:numId w:val="2"/>
+        </w:numPr>
+      </w:pPr>
+      <w:r>
+        <w:t xml:space="preserve">MariaDB 10.11 の MySQL互換プロトコルで接続するため、Prisma の datasource provider は 'mysql' を指定。</w:t>
+      </w:r>
+    </w:p>
+    <w:p>
+      <w:pPr>
+        <w:pStyle w:val="ListParagraph"/>
+        <w:numPr>
+          <w:ilvl w:val="0"/>
+          <w:numId w:val="2"/>
+        </w:numPr>
+      </w:pPr>
+      <w:r>
+        <w:t xml:space="preserve">Apple Silicon / Linux x86_64 双方で動作する必要があるため、Prisma の binaryTargets に linux-arm64-openssl-3.0.x を含める。</w:t>
+      </w:r>
+    </w:p>
+    <w:p>
+      <w:pPr>
+        <w:pStyle w:val="Heading2"/>
+      </w:pPr>
+      <w:r>
+        <w:t xml:space="preserve">6.2 運用制約</w:t>
+      </w:r>
+    </w:p>
+    <w:p>
+      <w:pPr>
+        <w:pStyle w:val="ListParagraph"/>
+        <w:numPr>
+          <w:ilvl w:val="0"/>
+          <w:numId w:val="2"/>
+        </w:numPr>
+      </w:pPr>
+      <w:r>
+        <w:t xml:space="preserve">外部MariaDBへのリモート接続が必要。bind-address = 0.0.0.0、ユーザーHost = '%' or サブネット指定。</w:t>
+      </w:r>
+    </w:p>
+    <w:p>
+      <w:pPr>
+        <w:pStyle w:val="ListParagraph"/>
+        <w:numPr>
+          <w:ilvl w:val="0"/>
+          <w:numId w:val="2"/>
+        </w:numPr>
+      </w:pPr>
+      <w:r>
+        <w:t xml:space="preserve">外部公開する場合は Synology DSM のリバースプロキシ等で TLS 終端する。</w:t>
+      </w:r>
+    </w:p>
+    <w:p>
+      <w:pPr>
+        <w:pStyle w:val="ListParagraph"/>
+        <w:numPr>
+          <w:ilvl w:val="0"/>
+          <w:numId w:val="2"/>
+        </w:numPr>
+      </w:pPr>
+      <w:r>
+        <w:t xml:space="preserve">COMIC_ROOT ボリュームは macOS Docker Desktop で File sharing 許可が必要。</w:t>
+      </w:r>
+    </w:p>
+    <w:p>
+      <w:pPr>
+        <w:pStyle w:val="Heading2"/>
+      </w:pPr>
+      <w:r>
+        <w:t xml:space="preserve">6.3 移行制約</w:t>
+      </w:r>
+    </w:p>
+    <w:p>
+      <w:pPr>
+        <w:pStyle w:val="ListParagraph"/>
+        <w:numPr>
+          <w:ilvl w:val="0"/>
+          <w:numId w:val="2"/>
+        </w:numPr>
+      </w:pPr>
+      <w:r>
+        <w:t xml:space="preserve">平文パスワードは初回ログイン時に bcrypt へ自動移行。</w:t>
+      </w:r>
+    </w:p>
+    <w:p>
+      <w:pPr>
+        <w:pStyle w:val="ListParagraph"/>
+        <w:numPr>
+          <w:ilvl w:val="0"/>
+          <w:numId w:val="2"/>
+        </w:numPr>
+      </w:pPr>
+      <w:r>
+        <w:t xml:space="preserve">既存お気入レコードで日本語名が NULL の場合、SQL補修が必要。</w:t>
+      </w:r>
+    </w:p>
+    <w:p>
+      <w:pPr>
+        <w:pStyle w:val="ListParagraph"/>
+        <w:numPr>
+          <w:ilvl w:val="0"/>
+          <w:numId w:val="2"/>
+        </w:numPr>
+      </w:pPr>
+      <w:r>
+        <w:t xml:space="preserve">ユーザー登録機能は本システムでは実装しない。管理者が tb_usr に直接INSERTする運用。</w:t>
+      </w:r>
+    </w:p>
+    <w:p>
+      <w:r>
+        <w:br w:type="page"/>
+      </w:r>
+    </w:p>
+    <w:p>
+      <w:pPr>
+        <w:pStyle w:val="Heading1"/>
+      </w:pPr>
+      <w:r>
+        <w:t xml:space="preserve">7. 改版履歴</w:t>
+      </w:r>
+    </w:p>
+    <w:tbl>
+      <w:tblPr>
+        <w:tblW w:type="dxa" w:w="9638"/>
+        <w:tblBorders>
+          <w:top w:val="single" w:color="auto" w:sz="4"/>
+          <w:left w:val="single" w:color="auto" w:sz="4"/>
+          <w:bottom w:val="single" w:color="auto" w:sz="4"/>
+          <w:right w:val="single" w:color="auto" w:sz="4"/>
+          <w:insideH w:val="single" w:color="auto" w:sz="4"/>
+          <w:insideV w:val="single" w:color="auto" w:sz="4"/>
+        </w:tblBorders>
+      </w:tblPr>
+      <w:tblGrid>
+        <w:gridCol w:w="1100"/>
+        <w:gridCol w:w="1600"/>
+        <w:gridCol w:w="5638"/>
+        <w:gridCol w:w="1300"/>
+      </w:tblGrid>
+      <w:tr>
+        <w:trPr>
+          <w:tblHeader/>
+        </w:trPr>
+        <w:tc>
+          <w:tcPr>
+            <w:tcW w:type="dxa" w:w="1100"/>
+            <w:tcBorders>
+              <w:top w:val="single" w:color="999999" w:sz="4"/>
+              <w:left w:val="single" w:color="999999" w:sz="4"/>
+              <w:bottom w:val="single" w:color="999999" w:sz="4"/>
+              <w:right w:val="single" w:color="999999" w:sz="4"/>
+            </w:tcBorders>
+            <w:shd w:fill="D5E8F0" w:val="clear"/>
+            <w:tcMar>
+              <w:top w:type="dxa" w:w="80"/>
+              <w:left w:type="dxa" w:w="120"/>
+              <w:bottom w:type="dxa" w:w="80"/>
+              <w:right w:type="dxa" w:w="120"/>
+            </w:tcMar>
+          </w:tcPr>
+          <w:p>
+            <w:r>
+              <w:rPr>
+                <w:b/>
+                <w:bCs/>
+              </w:rPr>
+              <w:t xml:space="preserve">版数</w:t>
+            </w:r>
+          </w:p>
+        </w:tc>
+        <w:tc>
+          <w:tcPr>
+            <w:tcW w:type="dxa" w:w="1600"/>
+            <w:tcBorders>
+              <w:top w:val="single" w:color="999999" w:sz="4"/>
+              <w:left w:val="single" w:color="999999" w:sz="4"/>
+              <w:bottom w:val="single" w:color="999999" w:sz="4"/>
+              <w:right w:val="single" w:color="999999" w:sz="4"/>
+            </w:tcBorders>
+            <w:shd w:fill="D5E8F0" w:val="clear"/>
+            <w:tcMar>
+              <w:top w:type="dxa" w:w="80"/>
+              <w:left w:type="dxa" w:w="120"/>
+              <w:bottom w:type="dxa" w:w="80"/>
+              <w:right w:type="dxa" w:w="120"/>
+            </w:tcMar>
+          </w:tcPr>
+          <w:p>
+            <w:r>
+              <w:rPr>
+                <w:b/>
+                <w:bCs/>
+              </w:rPr>
+              <w:t xml:space="preserve">発行日</w:t>
+            </w:r>
+          </w:p>
+        </w:tc>
+        <w:tc>
+          <w:tcPr>
+            <w:tcW w:type="dxa" w:w="5638"/>
+            <w:tcBorders>
+              <w:top w:val="single" w:color="999999" w:sz="4"/>
+              <w:left w:val="single" w:color="999999" w:sz="4"/>
+              <w:bottom w:val="single" w:color="999999" w:sz="4"/>
+              <w:right w:val="single" w:color="999999" w:sz="4"/>
+            </w:tcBorders>
+            <w:shd w:fill="D5E8F0" w:val="clear"/>
+            <w:tcMar>
+              <w:top w:type="dxa" w:w="80"/>
+              <w:left w:type="dxa" w:w="120"/>
+              <w:bottom w:type="dxa" w:w="80"/>
+              <w:right w:type="dxa" w:w="120"/>
+            </w:tcMar>
+          </w:tcPr>
+          <w:p>
+            <w:r>
+              <w:rPr>
+                <w:b/>
+                <w:bCs/>
+              </w:rPr>
+              <w:t xml:space="preserve">改版内容</w:t>
+            </w:r>
+          </w:p>
+        </w:tc>
+        <w:tc>
+          <w:tcPr>
+            <w:tcW w:type="dxa" w:w="1300"/>
+            <w:tcBorders>
+              <w:top w:val="single" w:color="999999" w:sz="4"/>
+              <w:left w:val="single" w:color="999999" w:sz="4"/>
+              <w:bottom w:val="single" w:color="999999" w:sz="4"/>
+              <w:right w:val="single" w:color="999999" w:sz="4"/>
+            </w:tcBorders>
+            <w:shd w:fill="D5E8F0" w:val="clear"/>
+            <w:tcMar>
+              <w:top w:type="dxa" w:w="80"/>
+              <w:left w:type="dxa" w:w="120"/>
+              <w:bottom w:type="dxa" w:w="80"/>
+              <w:right w:type="dxa" w:w="120"/>
+            </w:tcMar>
+          </w:tcPr>
+          <w:p>
+            <w:r>
+              <w:rPr>
+                <w:b/>
+                <w:bCs/>
+              </w:rPr>
               <w:t xml:space="preserve">担当</w:t>
             </w:r>
           </w:p>
@@ -7531,7 +8864,7 @@
       <w:tr>
         <w:tc>
           <w:tcPr>
-            <w:tcW w:type="dxa" w:w="1200"/>
+            <w:tcW w:type="dxa" w:w="1100"/>
             <w:tcBorders>
               <w:top w:val="single" w:color="999999" w:sz="4"/>
               <w:left w:val="single" w:color="999999" w:sz="4"/>
@@ -7557,7 +8890,7 @@
         </w:tc>
         <w:tc>
           <w:tcPr>
-            <w:tcW w:type="dxa" w:w="2000"/>
+            <w:tcW w:type="dxa" w:w="1600"/>
             <w:tcBorders>
               <w:top w:val="single" w:color="999999" w:sz="4"/>
               <w:left w:val="single" w:color="999999" w:sz="4"/>
@@ -7583,7 +8916,7 @@
         </w:tc>
         <w:tc>
           <w:tcPr>
-            <w:tcW w:type="dxa" w:w="5238"/>
+            <w:tcW w:type="dxa" w:w="5638"/>
             <w:tcBorders>
               <w:top w:val="single" w:color="999999" w:sz="4"/>
               <w:left w:val="single" w:color="999999" w:sz="4"/>
@@ -7609,7 +8942,113 @@
         </w:tc>
         <w:tc>
           <w:tcPr>
-            <w:tcW w:type="dxa" w:w="1200"/>
+            <w:tcW w:type="dxa" w:w="1300"/>
+            <w:tcBorders>
+              <w:top w:val="single" w:color="999999" w:sz="4"/>
+              <w:left w:val="single" w:color="999999" w:sz="4"/>
+              <w:bottom w:val="single" w:color="999999" w:sz="4"/>
+              <w:right w:val="single" w:color="999999" w:sz="4"/>
+            </w:tcBorders>
+            <w:tcMar>
+              <w:top w:type="dxa" w:w="80"/>
+              <w:left w:type="dxa" w:w="120"/>
+              <w:bottom w:type="dxa" w:w="80"/>
+              <w:right w:type="dxa" w:w="120"/>
+            </w:tcMar>
+          </w:tcPr>
+          <w:p>
+            <w:r>
+              <w:rPr>
+                <w:b w:val="false"/>
+                <w:bCs w:val="false"/>
+              </w:rPr>
+              <w:t xml:space="preserve">開発チーム</w:t>
+            </w:r>
+          </w:p>
+        </w:tc>
+      </w:tr>
+      <w:tr>
+        <w:tc>
+          <w:tcPr>
+            <w:tcW w:type="dxa" w:w="1100"/>
+            <w:tcBorders>
+              <w:top w:val="single" w:color="999999" w:sz="4"/>
+              <w:left w:val="single" w:color="999999" w:sz="4"/>
+              <w:bottom w:val="single" w:color="999999" w:sz="4"/>
+              <w:right w:val="single" w:color="999999" w:sz="4"/>
+            </w:tcBorders>
+            <w:tcMar>
+              <w:top w:type="dxa" w:w="80"/>
+              <w:left w:type="dxa" w:w="120"/>
+              <w:bottom w:type="dxa" w:w="80"/>
+              <w:right w:type="dxa" w:w="120"/>
+            </w:tcMar>
+          </w:tcPr>
+          <w:p>
+            <w:r>
+              <w:rPr>
+                <w:b w:val="false"/>
+                <w:bCs w:val="false"/>
+              </w:rPr>
+              <w:t xml:space="preserve">1.1</w:t>
+            </w:r>
+          </w:p>
+        </w:tc>
+        <w:tc>
+          <w:tcPr>
+            <w:tcW w:type="dxa" w:w="1600"/>
+            <w:tcBorders>
+              <w:top w:val="single" w:color="999999" w:sz="4"/>
+              <w:left w:val="single" w:color="999999" w:sz="4"/>
+              <w:bottom w:val="single" w:color="999999" w:sz="4"/>
+              <w:right w:val="single" w:color="999999" w:sz="4"/>
+            </w:tcBorders>
+            <w:tcMar>
+              <w:top w:type="dxa" w:w="80"/>
+              <w:left w:type="dxa" w:w="120"/>
+              <w:bottom w:type="dxa" w:w="80"/>
+              <w:right w:type="dxa" w:w="120"/>
+            </w:tcMar>
+          </w:tcPr>
+          <w:p>
+            <w:r>
+              <w:rPr>
+                <w:b w:val="false"/>
+                <w:bCs w:val="false"/>
+              </w:rPr>
+              <w:t xml:space="preserve">2026-05-14</w:t>
+            </w:r>
+          </w:p>
+        </w:tc>
+        <w:tc>
+          <w:tcPr>
+            <w:tcW w:type="dxa" w:w="5638"/>
+            <w:tcBorders>
+              <w:top w:val="single" w:color="999999" w:sz="4"/>
+              <w:left w:val="single" w:color="999999" w:sz="4"/>
+              <w:bottom w:val="single" w:color="999999" w:sz="4"/>
+              <w:right w:val="single" w:color="999999" w:sz="4"/>
+            </w:tcBorders>
+            <w:tcMar>
+              <w:top w:type="dxa" w:w="80"/>
+              <w:left w:type="dxa" w:w="120"/>
+              <w:bottom w:type="dxa" w:w="80"/>
+              <w:right w:type="dxa" w:w="120"/>
+            </w:tcMar>
+          </w:tcPr>
+          <w:p>
+            <w:r>
+              <w:rPr>
+                <w:b w:val="false"/>
+                <w:bCs w:val="false"/>
+              </w:rPr>
+              <w:t xml:space="preserve">アプリホスト統合(192.168.40.99に集約) / 新着順SQLの確定(GROUP BY bok_vch6,bok_vch7 / ORDER BY MAX(bok_mid) DESC / WHERE bok_vch9='comic') / 外部DDNSアクセス(dirs.synology.me)の追加 / API URL戦略を「相対URL」に統一 / Swagger UI(/docs) と OpenAPI 配信エンドポイント(/openapi.yaml,.json) を追加</w:t>
+            </w:r>
+          </w:p>
+        </w:tc>
+        <w:tc>
+          <w:tcPr>
+            <w:tcW w:type="dxa" w:w="1300"/>
             <w:tcBorders>
               <w:top w:val="single" w:color="999999" w:sz="4"/>
               <w:left w:val="single" w:color="999999" w:sz="4"/>
